--- a/public/templates/official/exumacao/guia-exumacao-semi-intacto.docx
+++ b/public/templates/official/exumacao/guia-exumacao-semi-intacto.docx
@@ -60,8 +60,6 @@
         <w:rPr>
           <w:b/>
           <w:bCs/>
-          <w:sz w:val="15"/>
-          <w:szCs w:val="28"/>
         </w:rPr>
         <w:t>FALECIDO(A): {{nomeFal}}</w:t>
       </w:r>
@@ -87,8 +85,6 @@
         <w:rPr>
           <w:b/>
           <w:bCs/>
-          <w:sz w:val="15"/>
-          <w:szCs w:val="22"/>
         </w:rPr>
         <w:t>RESPONSAVEL: {{nomeResp}}</w:t>
       </w:r>
@@ -122,8 +118,6 @@
         <w:rPr>
           <w:b/>
           <w:bCs/>
-          <w:sz w:val="15"/>
-          <w:szCs w:val="22"/>
         </w:rPr>
         <w:t>CPF: {{cpfResp}}</w:t>
       </w:r>
@@ -157,8 +151,6 @@
         <w:rPr>
           <w:b/>
           <w:bCs/>
-          <w:sz w:val="15"/>
-          <w:szCs w:val="22"/>
         </w:rPr>
         <w:t>TELEFONE: {{telResp}}</w:t>
       </w:r>
@@ -212,8 +204,6 @@
         <w:rPr>
           <w:b/>
           <w:bCs/>
-          <w:sz w:val="15"/>
-          <w:szCs w:val="24"/>
         </w:rPr>
         <w:t>{{local}}</w:t>
       </w:r>
@@ -362,8 +352,6 @@
         <w:rPr>
           <w:b/>
           <w:bCs/>
-          <w:sz w:val="22"/>
-          <w:szCs w:val="22"/>
         </w:rPr>
         <w:t xml:space="preserve">{{valorExumacao}} </w:t>
       </w:r>
@@ -400,8 +388,6 @@
         <w:rPr>
           <w:b/>
           <w:bCs/>
-          <w:sz w:val="22"/>
-          <w:szCs w:val="22"/>
         </w:rPr>
         <w:t xml:space="preserve">{{valorReinumacao}} </w:t>
       </w:r>
@@ -447,8 +433,6 @@
         <w:rPr>
           <w:b/>
           <w:bCs/>
-          <w:sz w:val="22"/>
-          <w:szCs w:val="22"/>
         </w:rPr>
         <w:t>PAGO A IMPORTANCIA DE R$ {{valorCessaoGaveta}} PELA CESSÃO DE GAVETA A PRAZO FIXO DE 03 (TRES) ANOS</w:t>
       </w:r>
@@ -500,8 +484,6 @@
         <w:rPr>
           <w:b/>
           <w:bCs/>
-          <w:sz w:val="15"/>
-          <w:szCs w:val="22"/>
         </w:rPr>
         <w:t>TENTATIVA DE EXUMAÇÃO REALIZADA EM {{dataTent}}</w:t>
         <w:br/>
@@ -855,8 +837,6 @@
         <w:rPr>
           <w:b/>
           <w:bCs/>
-          <w:sz w:val="15"/>
-          <w:szCs w:val="18"/>
         </w:rPr>
         <w:t>São Paulo, {{dataExt}}</w:t>
       </w:r>

--- a/public/templates/official/exumacao/guia-exumacao-semi-intacto.docx
+++ b/public/templates/official/exumacao/guia-exumacao-semi-intacto.docx
@@ -60,6 +60,8 @@
         <w:rPr>
           <w:b/>
           <w:bCs/>
+          <w:sz w:val="18"/>
+          <w:szCs w:val="18"/>
         </w:rPr>
         <w:t>FALECIDO(A): {{nomeFal}}</w:t>
       </w:r>
@@ -85,6 +87,8 @@
         <w:rPr>
           <w:b/>
           <w:bCs/>
+          <w:sz w:val="18"/>
+          <w:szCs w:val="18"/>
         </w:rPr>
         <w:t>RESPONSAVEL: {{nomeResp}}</w:t>
       </w:r>
@@ -118,6 +122,8 @@
         <w:rPr>
           <w:b/>
           <w:bCs/>
+          <w:sz w:val="18"/>
+          <w:szCs w:val="18"/>
         </w:rPr>
         <w:t>CPF: {{cpfResp}}</w:t>
       </w:r>
@@ -151,6 +157,8 @@
         <w:rPr>
           <w:b/>
           <w:bCs/>
+          <w:sz w:val="18"/>
+          <w:szCs w:val="18"/>
         </w:rPr>
         <w:t>TELEFONE: {{telResp}}</w:t>
       </w:r>
@@ -433,6 +441,8 @@
         <w:rPr>
           <w:b/>
           <w:bCs/>
+          <w:sz w:val="18"/>
+          <w:szCs w:val="18"/>
         </w:rPr>
         <w:t>PAGO A IMPORTANCIA DE R$ {{valorCessaoGaveta}} PELA CESSÃO DE GAVETA A PRAZO FIXO DE 03 (TRES) ANOS</w:t>
       </w:r>
@@ -484,6 +494,8 @@
         <w:rPr>
           <w:b/>
           <w:bCs/>
+          <w:sz w:val="18"/>
+          <w:szCs w:val="18"/>
         </w:rPr>
         <w:t>TENTATIVA DE EXUMAÇÃO REALIZADA EM {{dataTent}}</w:t>
         <w:br/>
@@ -837,6 +849,8 @@
         <w:rPr>
           <w:b/>
           <w:bCs/>
+          <w:sz w:val="18"/>
+          <w:szCs w:val="18"/>
         </w:rPr>
         <w:t>São Paulo, {{dataExt}}</w:t>
       </w:r>
